--- a/assets/DAR NOC temp.docx
+++ b/assets/DAR NOC temp.docx
@@ -645,7 +645,6 @@
         </w:rPr>
         <w:t xml:space="preserve">0 </w:t>
       </w:r>
-      <w:proofErr w:type="spellStart"/>
       <w:r>
         <w:rPr>
           <w:rFonts w:ascii="Kokila" w:eastAsia="Kokila" w:hAnsi="Kokila" w:cs="Kokila"/>
@@ -657,7 +656,6 @@
         </w:rPr>
         <w:t>जबलपुर</w:t>
       </w:r>
-      <w:proofErr w:type="spellEnd"/>
     </w:p>
     <w:p>
       <w:pPr>
@@ -862,27 +860,7 @@
           <w:szCs w:val="28"/>
           <w:cs/>
         </w:rPr>
-        <w:t xml:space="preserve">उपरोक्त </w:t>
-      </w:r>
-      <w:proofErr w:type="spellStart"/>
-      <w:r>
-        <w:rPr>
-          <w:rFonts w:ascii="Kokila" w:eastAsia="Kokila" w:hAnsi="Kokila" w:cs="Kokila"/>
-          <w:sz w:val="28"/>
-          <w:szCs w:val="28"/>
-          <w:cs/>
-        </w:rPr>
-        <w:t>विषयानुसार</w:t>
-      </w:r>
-      <w:proofErr w:type="spellEnd"/>
-      <w:r>
-        <w:rPr>
-          <w:rFonts w:ascii="Kokila" w:eastAsia="Kokila" w:hAnsi="Kokila" w:cs="Kokila"/>
-          <w:sz w:val="28"/>
-          <w:szCs w:val="28"/>
-          <w:cs/>
-        </w:rPr>
-        <w:t xml:space="preserve"> इस डिपो के अधीन </w:t>
+        <w:t xml:space="preserve">उपरोक्त विषयानुसार इस डिपो के अधीन </w:t>
       </w:r>
       <w:proofErr w:type="spellStart"/>
       <w:r>
@@ -1014,6 +992,437 @@
         <w:t xml:space="preserve"> अग्रिम कार्यवाही हेतु सादर प्रेषित है ।</w:t>
       </w:r>
     </w:p>
+    <w:tbl>
+      <w:tblPr>
+        <w:tblW w:w="9067" w:type="dxa"/>
+        <w:tblBorders>
+          <w:top w:val="single" w:sz="4" w:space="0" w:color="000000"/>
+          <w:left w:val="single" w:sz="4" w:space="0" w:color="000000"/>
+          <w:bottom w:val="single" w:sz="4" w:space="0" w:color="000000"/>
+          <w:right w:val="single" w:sz="4" w:space="0" w:color="000000"/>
+          <w:insideH w:val="single" w:sz="4" w:space="0" w:color="000000"/>
+          <w:insideV w:val="single" w:sz="4" w:space="0" w:color="000000"/>
+        </w:tblBorders>
+        <w:tblLayout w:type="fixed"/>
+        <w:tblLook w:val="0400" w:firstRow="0" w:lastRow="0" w:firstColumn="0" w:lastColumn="0" w:noHBand="0" w:noVBand="1"/>
+      </w:tblPr>
+      <w:tblGrid>
+        <w:gridCol w:w="450"/>
+        <w:gridCol w:w="2550"/>
+        <w:gridCol w:w="945"/>
+        <w:gridCol w:w="1440"/>
+        <w:gridCol w:w="3682"/>
+      </w:tblGrid>
+      <w:tr>
+        <w:tc>
+          <w:tcPr>
+            <w:tcW w:w="450" w:type="dxa"/>
+          </w:tcPr>
+          <w:p>
+            <w:pPr>
+              <w:jc w:val="center"/>
+              <w:rPr>
+                <w:rFonts w:ascii="Kokila" w:eastAsia="Kokila" w:hAnsi="Kokila" w:cs="Kokila"/>
+                <w:b/>
+                <w:sz w:val="28"/>
+                <w:szCs w:val="28"/>
+              </w:rPr>
+            </w:pPr>
+            <w:r>
+              <w:rPr>
+                <w:rFonts w:ascii="Kokila" w:eastAsia="Kokila" w:hAnsi="Kokila" w:cs="Kokila"/>
+                <w:b/>
+                <w:bCs/>
+                <w:sz w:val="28"/>
+                <w:szCs w:val="28"/>
+                <w:cs/>
+              </w:rPr>
+              <w:t xml:space="preserve">स. </w:t>
+            </w:r>
+            <w:proofErr w:type="spellStart"/>
+            <w:r>
+              <w:rPr>
+                <w:rFonts w:ascii="Kokila" w:eastAsia="Kokila" w:hAnsi="Kokila" w:cs="Kokila"/>
+                <w:b/>
+                <w:bCs/>
+                <w:sz w:val="28"/>
+                <w:szCs w:val="28"/>
+                <w:cs/>
+              </w:rPr>
+              <w:t>क्र</w:t>
+            </w:r>
+            <w:proofErr w:type="spellEnd"/>
+            <w:r>
+              <w:rPr>
+                <w:rFonts w:ascii="Kokila" w:eastAsia="Kokila" w:hAnsi="Kokila" w:cs="Kokila"/>
+                <w:b/>
+                <w:bCs/>
+                <w:sz w:val="28"/>
+                <w:szCs w:val="28"/>
+                <w:cs/>
+              </w:rPr>
+              <w:t>.</w:t>
+            </w:r>
+          </w:p>
+        </w:tc>
+        <w:tc>
+          <w:tcPr>
+            <w:tcW w:w="2550" w:type="dxa"/>
+          </w:tcPr>
+          <w:p>
+            <w:pPr>
+              <w:jc w:val="center"/>
+              <w:rPr>
+                <w:rFonts w:ascii="Kokila" w:eastAsia="Kokila" w:hAnsi="Kokila" w:cs="Kokila"/>
+                <w:b/>
+                <w:sz w:val="28"/>
+                <w:szCs w:val="28"/>
+              </w:rPr>
+            </w:pPr>
+            <w:r>
+              <w:rPr>
+                <w:rFonts w:ascii="Kokila" w:eastAsia="Kokila" w:hAnsi="Kokila" w:cs="Kokila"/>
+                <w:b/>
+                <w:bCs/>
+                <w:sz w:val="28"/>
+                <w:szCs w:val="28"/>
+                <w:cs/>
+              </w:rPr>
+              <w:t>कर्मचारी का नाम</w:t>
+            </w:r>
+          </w:p>
+        </w:tc>
+        <w:tc>
+          <w:tcPr>
+            <w:tcW w:w="945" w:type="dxa"/>
+          </w:tcPr>
+          <w:p>
+            <w:pPr>
+              <w:jc w:val="center"/>
+              <w:rPr>
+                <w:rFonts w:ascii="Kokila" w:eastAsia="Kokila" w:hAnsi="Kokila" w:cs="Kokila"/>
+                <w:b/>
+                <w:sz w:val="28"/>
+                <w:szCs w:val="28"/>
+              </w:rPr>
+            </w:pPr>
+            <w:proofErr w:type="spellStart"/>
+            <w:r>
+              <w:rPr>
+                <w:rFonts w:ascii="Kokila" w:eastAsia="Kokila" w:hAnsi="Kokila" w:cs="Kokila"/>
+                <w:b/>
+                <w:bCs/>
+                <w:sz w:val="28"/>
+                <w:szCs w:val="28"/>
+                <w:cs/>
+              </w:rPr>
+              <w:t>पदनाम</w:t>
+            </w:r>
+            <w:proofErr w:type="spellEnd"/>
+          </w:p>
+        </w:tc>
+        <w:tc>
+          <w:tcPr>
+            <w:tcW w:w="1440" w:type="dxa"/>
+          </w:tcPr>
+          <w:p>
+            <w:pPr>
+              <w:jc w:val="center"/>
+              <w:rPr>
+                <w:rFonts w:ascii="Kokila" w:eastAsia="Kokila" w:hAnsi="Kokila" w:cs="Kokila"/>
+                <w:b/>
+                <w:sz w:val="28"/>
+                <w:szCs w:val="28"/>
+              </w:rPr>
+            </w:pPr>
+            <w:proofErr w:type="spellStart"/>
+            <w:r>
+              <w:rPr>
+                <w:rFonts w:ascii="Kokila" w:eastAsia="Kokila" w:hAnsi="Kokila" w:cs="Kokila"/>
+                <w:b/>
+                <w:bCs/>
+                <w:sz w:val="28"/>
+                <w:szCs w:val="28"/>
+                <w:cs/>
+              </w:rPr>
+              <w:t>पी.एफ</w:t>
+            </w:r>
+            <w:proofErr w:type="spellEnd"/>
+            <w:r>
+              <w:rPr>
+                <w:rFonts w:ascii="Kokila" w:eastAsia="Kokila" w:hAnsi="Kokila" w:cs="Kokila"/>
+                <w:b/>
+                <w:bCs/>
+                <w:sz w:val="28"/>
+                <w:szCs w:val="28"/>
+                <w:cs/>
+              </w:rPr>
+              <w:t xml:space="preserve">. </w:t>
+            </w:r>
+            <w:proofErr w:type="spellStart"/>
+            <w:r>
+              <w:rPr>
+                <w:rFonts w:ascii="Kokila" w:eastAsia="Kokila" w:hAnsi="Kokila" w:cs="Kokila"/>
+                <w:b/>
+                <w:bCs/>
+                <w:sz w:val="28"/>
+                <w:szCs w:val="28"/>
+                <w:cs/>
+              </w:rPr>
+              <w:t>क्रमांक</w:t>
+            </w:r>
+            <w:proofErr w:type="spellEnd"/>
+          </w:p>
+        </w:tc>
+        <w:tc>
+          <w:tcPr>
+            <w:tcW w:w="3682" w:type="dxa"/>
+          </w:tcPr>
+          <w:p>
+            <w:pPr>
+              <w:jc w:val="center"/>
+              <w:rPr>
+                <w:rFonts w:ascii="Kokila" w:eastAsia="Kokila" w:hAnsi="Kokila" w:cs="Kokila"/>
+                <w:b/>
+                <w:sz w:val="28"/>
+                <w:szCs w:val="28"/>
+              </w:rPr>
+            </w:pPr>
+            <w:proofErr w:type="spellStart"/>
+            <w:r>
+              <w:rPr>
+                <w:rFonts w:ascii="Kokila" w:eastAsia="Kokila" w:hAnsi="Kokila" w:cs="Kokila"/>
+                <w:b/>
+                <w:bCs/>
+                <w:sz w:val="28"/>
+                <w:szCs w:val="28"/>
+                <w:cs/>
+              </w:rPr>
+              <w:t>डी.ए.आर</w:t>
+            </w:r>
+            <w:proofErr w:type="spellEnd"/>
+            <w:r>
+              <w:rPr>
+                <w:rFonts w:ascii="Kokila" w:eastAsia="Kokila" w:hAnsi="Kokila" w:cs="Kokila"/>
+                <w:b/>
+                <w:bCs/>
+                <w:sz w:val="28"/>
+                <w:szCs w:val="28"/>
+                <w:cs/>
+              </w:rPr>
+              <w:t xml:space="preserve">. एवं </w:t>
+            </w:r>
+            <w:proofErr w:type="spellStart"/>
+            <w:r>
+              <w:rPr>
+                <w:rFonts w:ascii="Kokila" w:eastAsia="Kokila" w:hAnsi="Kokila" w:cs="Kokila"/>
+                <w:b/>
+                <w:bCs/>
+                <w:sz w:val="28"/>
+                <w:szCs w:val="28"/>
+                <w:cs/>
+              </w:rPr>
+              <w:t>विजिलेंस</w:t>
+            </w:r>
+            <w:proofErr w:type="spellEnd"/>
+            <w:r>
+              <w:rPr>
+                <w:rFonts w:ascii="Kokila" w:eastAsia="Kokila" w:hAnsi="Kokila" w:cs="Kokila"/>
+                <w:b/>
+                <w:bCs/>
+                <w:sz w:val="28"/>
+                <w:szCs w:val="28"/>
+                <w:cs/>
+              </w:rPr>
+              <w:t xml:space="preserve"> केश की स्थिति</w:t>
+            </w:r>
+          </w:p>
+        </w:tc>
+      </w:tr>
+      <w:tr>
+        <w:tc>
+          <w:tcPr>
+            <w:tcW w:w="450" w:type="dxa"/>
+          </w:tcPr>
+          <w:p>
+            <w:pPr>
+              <w:jc w:val="center"/>
+              <w:rPr>
+                <w:rFonts w:ascii="Kokila" w:eastAsia="Kokila" w:hAnsi="Kokila" w:cs="Kokila"/>
+                <w:sz w:val="26"/>
+                <w:szCs w:val="26"/>
+              </w:rPr>
+            </w:pPr>
+            <w:r>
+              <w:rPr>
+                <w:rFonts w:ascii="Kokila" w:eastAsia="Kokila" w:hAnsi="Kokila" w:cs="Kokila"/>
+                <w:sz w:val="26"/>
+                <w:szCs w:val="26"/>
+              </w:rPr>
+              <w:t>1</w:t>
+            </w:r>
+          </w:p>
+        </w:tc>
+        <w:tc>
+          <w:tcPr>
+            <w:tcW w:w="2550" w:type="dxa"/>
+          </w:tcPr>
+          <w:p>
+            <w:pPr>
+              <w:rPr>
+                <w:rFonts w:ascii="Kokila" w:eastAsia="Kokila" w:hAnsi="Kokila" w:cs="Kokila"/>
+                <w:sz w:val="26"/>
+                <w:szCs w:val="26"/>
+              </w:rPr>
+            </w:pPr>
+            <w:r>
+              <w:rPr>
+                <w:rFonts w:ascii="Kokila" w:eastAsia="Kokila" w:hAnsi="Kokila" w:cs="Kokila"/>
+                <w:sz w:val="26"/>
+                <w:szCs w:val="26"/>
+                <w:cs/>
+                <w:lang w:val="en-GB"/>
+              </w:rPr>
+              <w:t>[</w:t>
+            </w:r>
+            <w:r>
+              <w:rPr>
+                <w:rFonts w:ascii="Kokila" w:eastAsia="Kokila" w:hAnsi="Kokila" w:cs="Kokila"/>
+                <w:sz w:val="26"/>
+                <w:szCs w:val="26"/>
+              </w:rPr>
+              <w:t>Employee Name]</w:t>
+            </w:r>
+          </w:p>
+        </w:tc>
+        <w:tc>
+          <w:tcPr>
+            <w:tcW w:w="945" w:type="dxa"/>
+          </w:tcPr>
+          <w:p>
+            <w:pPr>
+              <w:jc w:val="center"/>
+              <w:rPr>
+                <w:rFonts w:ascii="Kokila" w:eastAsia="Kokila" w:hAnsi="Kokila" w:cs="Kokila"/>
+                <w:sz w:val="26"/>
+                <w:szCs w:val="26"/>
+              </w:rPr>
+            </w:pPr>
+            <w:r>
+              <w:rPr>
+                <w:rFonts w:ascii="Kokila" w:eastAsia="Kokila" w:hAnsi="Kokila" w:cs="Kokila"/>
+                <w:sz w:val="26"/>
+                <w:szCs w:val="26"/>
+                <w:cs/>
+                <w:lang w:val="en-GB"/>
+              </w:rPr>
+              <w:t>[</w:t>
+            </w:r>
+            <w:r>
+              <w:rPr>
+                <w:rFonts w:ascii="Kokila" w:eastAsia="Kokila" w:hAnsi="Kokila" w:cs="Kokila"/>
+                <w:sz w:val="26"/>
+                <w:szCs w:val="26"/>
+              </w:rPr>
+              <w:t xml:space="preserve">Designation] </w:t>
+            </w:r>
+          </w:p>
+        </w:tc>
+        <w:tc>
+          <w:tcPr>
+            <w:tcW w:w="1440" w:type="dxa"/>
+          </w:tcPr>
+          <w:p>
+            <w:pPr>
+              <w:jc w:val="center"/>
+              <w:rPr>
+                <w:rFonts w:ascii="Kokila" w:eastAsia="Kokila" w:hAnsi="Kokila" w:cs="Kokila"/>
+                <w:sz w:val="26"/>
+                <w:szCs w:val="26"/>
+              </w:rPr>
+            </w:pPr>
+            <w:r>
+              <w:rPr>
+                <w:rFonts w:ascii="Kokila" w:eastAsia="Kokila" w:hAnsi="Kokila" w:cs="Kokila"/>
+                <w:sz w:val="26"/>
+                <w:szCs w:val="26"/>
+              </w:rPr>
+              <w:t>[PF Number]</w:t>
+            </w:r>
+          </w:p>
+        </w:tc>
+        <w:tc>
+          <w:tcPr>
+            <w:tcW w:w="3682" w:type="dxa"/>
+          </w:tcPr>
+          <w:p>
+            <w:pPr>
+              <w:jc w:val="center"/>
+              <w:rPr>
+                <w:rFonts w:ascii="Kokila" w:eastAsia="Kokila" w:hAnsi="Kokila" w:cs="Kokila"/>
+                <w:sz w:val="20"/>
+                <w:szCs w:val="20"/>
+              </w:rPr>
+            </w:pPr>
+            <w:r>
+              <w:rPr>
+                <w:rFonts w:ascii="Kokila" w:eastAsia="Kokila" w:hAnsi="Kokila" w:cs="Kokila"/>
+                <w:cs/>
+              </w:rPr>
+              <w:t xml:space="preserve">कर्मचारी के विरूद्ध </w:t>
+            </w:r>
+            <w:proofErr w:type="spellStart"/>
+            <w:r>
+              <w:rPr>
+                <w:rFonts w:ascii="Kokila" w:eastAsia="Kokila" w:hAnsi="Kokila" w:cs="Kokila"/>
+                <w:cs/>
+              </w:rPr>
+              <w:t>डी.ए.आर</w:t>
+            </w:r>
+            <w:proofErr w:type="spellEnd"/>
+            <w:r>
+              <w:rPr>
+                <w:rFonts w:ascii="Kokila" w:eastAsia="Kokila" w:hAnsi="Kokila" w:cs="Kokila"/>
+                <w:cs/>
+              </w:rPr>
+              <w:t xml:space="preserve">. एवं </w:t>
+            </w:r>
+            <w:proofErr w:type="spellStart"/>
+            <w:r>
+              <w:rPr>
+                <w:rFonts w:ascii="Kokila" w:eastAsia="Kokila" w:hAnsi="Kokila" w:cs="Kokila"/>
+                <w:cs/>
+              </w:rPr>
+              <w:t>विजिलेंस</w:t>
+            </w:r>
+            <w:proofErr w:type="spellEnd"/>
+            <w:r>
+              <w:rPr>
+                <w:rFonts w:ascii="Kokila" w:eastAsia="Kokila" w:hAnsi="Kokila" w:cs="Kokila"/>
+                <w:cs/>
+              </w:rPr>
+              <w:t xml:space="preserve"> केश </w:t>
+            </w:r>
+            <w:proofErr w:type="spellStart"/>
+            <w:r>
+              <w:rPr>
+                <w:rFonts w:ascii="Kokila" w:eastAsia="Kokila" w:hAnsi="Kokila" w:cs="Kokila"/>
+                <w:cs/>
+              </w:rPr>
+              <w:t>लम्बित</w:t>
+            </w:r>
+            <w:proofErr w:type="spellEnd"/>
+            <w:r>
+              <w:rPr>
+                <w:rFonts w:ascii="Kokila" w:eastAsia="Kokila" w:hAnsi="Kokila" w:cs="Kokila"/>
+                <w:cs/>
+              </w:rPr>
+              <w:t xml:space="preserve"> नहीं है</w:t>
+            </w:r>
+          </w:p>
+        </w:tc>
+      </w:tr>
+    </w:tbl>
     <w:p>
       <w:pPr>
         <w:jc w:val="right"/>
